--- a/downloads/documents/05 Materials/Unit 03/Slides/Slides 03.15 - Roles and Responsibilities at Home.docx
+++ b/downloads/documents/05 Materials/Unit 03/Slides/Slides 03.15 - Roles and Responsibilities at Home.docx
@@ -1266,7 +1266,7 @@
     <w:sectPr>
       <w:headerReference w:type="default" r:id="rId9"/>
       <w:pgSz w:w="12240" w:h="15840"/>
-      <w:pgMar w:top="1440" w:bottom="1440" w:left="1440" w:right="1440" w:header="504"/>
+      <w:pgMar w:top="1296" w:bottom="1296" w:left="1296" w:right="1296" w:header="504"/>
     </w:sectPr>
   </w:body>
 </w:document>

--- a/downloads/documents/05 Materials/Unit 03/Slides/Slides 03.15 - Roles and Responsibilities at Home.docx
+++ b/downloads/documents/05 Materials/Unit 03/Slides/Slides 03.15 - Roles and Responsibilities at Home.docx
@@ -401,7 +401,7 @@
         <w:pStyle w:val="Compact"/>
       </w:pPr>
       <w:r>
-        <w:t xml:space="preserve">Your group gets one fictional family card: ages, work or school, hours free, and one constraint</w:t>
+        <w:t xml:space="preserve">Your group gets one made-up family card: ages, work or school, hours free, and one limit (something a person cannot do)</w:t>
       </w:r>
     </w:p>
     <w:p>
@@ -425,7 +425,7 @@
         <w:pStyle w:val="Compact"/>
       </w:pPr>
       <w:r>
-        <w:t xml:space="preserve">Nobody under 6 gets a job that is not</w:t>
+        <w:t xml:space="preserve">A child under 6 can only get</w:t>
       </w:r>
       <w:r>
         <w:t xml:space="preserve"> </w:t>
@@ -467,7 +467,7 @@
         <w:pStyle w:val="Compact"/>
       </w:pPr>
       <w:r>
-        <w:t xml:space="preserve">Nobody gets more than their hours allow</w:t>
+        <w:t xml:space="preserve">Nobody gets more jobs than their free hours allow</w:t>
       </w:r>
     </w:p>
     <w:p>
@@ -479,7 +479,7 @@
         <w:pStyle w:val="Compact"/>
       </w:pPr>
       <w:r>
-        <w:t xml:space="preserve">Any assignment that is not equal gets a</w:t>
+        <w:t xml:space="preserve">If a job is not split equally, write a</w:t>
       </w:r>
       <w:r>
         <w:t xml:space="preserve"> </w:t>
@@ -567,7 +567,7 @@
         <w:t xml:space="preserve"> </w:t>
       </w:r>
       <w:r>
-        <w:t xml:space="preserve">Image: a plain index card with four labeled lines: who, hours free, what they cannot do, and one constraint.</w:t>
+        <w:t xml:space="preserve">Image: a plain index card with four labeled lines: who, hours free, what they cannot do, and one limit.</w:t>
       </w:r>
       <w:r>
         <w:t xml:space="preserve"> </w:t>
@@ -891,7 +891,7 @@
         <w:t xml:space="preserve"> </w:t>
       </w:r>
       <w:r>
-        <w:t xml:space="preserve">Notes: Students write one tradition from a show, a book, or a fictional family on the handout.</w:t>
+        <w:t xml:space="preserve">Notes: Students write one tradition from a show, a book, or a made-up family on the handout.</w:t>
       </w:r>
     </w:p>
     <w:p>
@@ -995,7 +995,7 @@
         <w:pStyle w:val="Compact"/>
       </w:pPr>
       <w:r>
-        <w:t xml:space="preserve">Every tradition gets one of those three from the person who inherits it</w:t>
+        <w:t xml:space="preserve">Every tradition gets one of those three from the person it is passed down to</w:t>
       </w:r>
     </w:p>
     <w:p>
@@ -1007,7 +1007,7 @@
         <w:pStyle w:val="Compact"/>
       </w:pPr>
       <w:r>
-        <w:t xml:space="preserve">Write your choice on the back of the card, with a reason</w:t>
+        <w:t xml:space="preserve">Write your choice on the last line of the card, with a reason</w:t>
       </w:r>
     </w:p>
     <w:p>
@@ -1019,7 +1019,7 @@
         <w:pStyle w:val="Compact"/>
       </w:pPr>
       <w:r>
-        <w:t xml:space="preserve">A tradition you inherit does not fit your life anymore. Is changing it disrespectful? Who decides?</w:t>
+        <w:t xml:space="preserve">Say a tradition passed down to you does not fit your life anymore. Is changing it disrespectful? Who decides?</w:t>
       </w:r>
       <w:r>
         <w:t xml:space="preserve"> </w:t>
@@ -1188,7 +1188,7 @@
         <w:pStyle w:val="Compact"/>
       </w:pPr>
       <w:r>
-        <w:t xml:space="preserve">1 tradition, from any family, real or fictional, and whether you would keep, change, or pass it on</w:t>
+        <w:t xml:space="preserve">1 tradition, from any family, real or made up, and whether you would keep, change, or pass it on</w:t>
       </w:r>
     </w:p>
     <w:p>
